--- a/templates/Sworn_Declaration_of_Gross_receipt.docx
+++ b/templates/Sworn_Declaration_of_Gross_receipt.docx
@@ -442,19 +442,18 @@
     </w:p>
     <w:p>
       <w:pPr>
-        <w:spacing w:after="0" w:line="600" w:lineRule="auto"/>
-        <w:rPr>
-          <w:rFonts w:ascii="Arial" w:hAnsi="Arial" w:cs="Arial"/>
-          <w:sz w:val="24"/>
-          <w:szCs w:val="24"/>
-        </w:rPr>
-      </w:pPr>
-    </w:p>
-    <w:p>
-      <w:pPr>
         <w:spacing w:after="0" w:line="240" w:lineRule="auto"/>
-        <w:ind w:left="3600" w:firstLine="720"/>
-        <w:jc w:val="center"/>
+        <w:rPr>
+          <w:rFonts w:ascii="Arial" w:hAnsi="Arial" w:cs="Arial"/>
+          <w:sz w:val="24"/>
+          <w:szCs w:val="24"/>
+        </w:rPr>
+      </w:pPr>
+    </w:p>
+    <w:p>
+      <w:pPr>
+        <w:spacing w:after="0" w:line="240" w:lineRule="auto"/>
+        <w:jc w:val="right"/>
         <w:rPr>
           <w:rFonts w:ascii="Arial" w:hAnsi="Arial" w:cs="Arial"/>
           <w:sz w:val="24"/>
